--- a/templates/order_hw_no_reply.docx
+++ b/templates/order_hw_no_reply.docx
@@ -912,7 +912,7 @@
           <w:sz w:val="24"/>
           <w:szCs w:val="24"/>
         </w:rPr>
-        <w:t>}}.</w:t>
+        <w:t>}}</w:t>
       </w:r>
     </w:p>
     <w:p>
